--- a/dochaus/templates/nda.docx
+++ b/dochaus/templates/nda.docx
@@ -124,7 +124,20 @@
         <w:pStyle w:val="Heading2"/>
       </w:pPr>
       <w:r>
-        <w:t xml:space="preserve">9. Entire Agreement</w:t>
+        <w:t xml:space="preserve">9. Non-Solicitation [optional: non-solicitation]</w:t>
+      </w:r>
+    </w:p>
+    <w:p>
+      <w:r>
+        <w:t xml:space="preserve">During the term of this Agreement and for [insert non-solicit period in months] months thereafter, neither Party shall directly or indirectly solicit for employment any employee of the other Party with whom it had contact in connection with the Purpose, provided that general solicitations not directed at such employees shall not breach this Section.</w:t>
+      </w:r>
+    </w:p>
+    <w:p>
+      <w:pPr>
+        <w:pStyle w:val="Heading2"/>
+      </w:pPr>
+      <w:r>
+        <w:t xml:space="preserve">10. Entire Agreement</w:t>
       </w:r>
     </w:p>
     <w:p>
